--- a/public/downloads/ausbildungsplan-vorlage.docx
+++ b/public/downloads/ausbildungsplan-vorlage.docx
@@ -4336,7 +4336,7 @@
         <w:spacing w:after="120"/>
       </w:pPr>
       <w:r>
-        <w:t xml:space="preserve">Der Ausbildungsplan wurde besprochen und dem Auszubildenden ausgehändigt.</w:t>
+        <w:t xml:space="preserve">Der Ausbildungsplan wurde besprochen und der/dem Auszubildenden ausgehändigt.</w:t>
       </w:r>
     </w:p>
     <w:p>
@@ -4802,7 +4802,34 @@
         <w:sz w:val="16"/>
         <w:szCs w:val="16"/>
       </w:rPr>
-      <w:t xml:space="preserve">Kostenlose Vorlage von LearnSlice · learnslice.com/de/blog/ausbildungsplan-vorlage-kostenlos · Keine Rechtsberatung · Seite </w:t>
+      <w:t xml:space="preserve">Kostenlose Vorlage von LearnSlice · </w:t>
+    </w:r>
+    <w:hyperlink w:history="1" r:id="rIdkb2rxqtgb9hh1fzmskqpd">
+      <w:r>
+        <w:rPr>
+          <w:color w:val="6B7280"/>
+          <w:sz w:val="16"/>
+          <w:szCs w:val="16"/>
+          <w:u w:val="single"/>
+        </w:rPr>
+        <w:t xml:space="preserve">learnslice.com/de/blog/ausbildungsplan-vorlage-kostenlos</w:t>
+      </w:r>
+    </w:hyperlink>
+    <w:r>
+      <w:rPr>
+        <w:color w:val="6B7280"/>
+        <w:sz w:val="16"/>
+        <w:szCs w:val="16"/>
+      </w:rPr>
+      <w:t xml:space="preserve"> · Keine Rechtsberatung</w:t>
+    </w:r>
+    <w:r>
+      <w:rPr>
+        <w:color w:val="6B7280"/>
+        <w:sz w:val="16"/>
+        <w:szCs w:val="16"/>
+      </w:rPr>
+      <w:t xml:space="preserve"> · Seite </w:t>
     </w:r>
     <w:r>
       <w:rPr>
